--- a/extrakty/doc/TC278WG4/extract_18234-11_(2013).docx
+++ b/extrakty/doc/TC278WG4/extract_18234-11_(2013).docx
@@ -1077,7 +1077,7 @@
       </w:r>
       <w:proofErr w:type="spellStart"/>
       <w:r>
-        <w:t>Dynamiclocationreferences</w:t>
+        <w:t xml:space="preserve">Dynamic location references</w:t>
       </w:r>
       <w:proofErr w:type="spellEnd"/>
       <w:r>
@@ -2600,7 +2600,7 @@
       </w:r>
       <w:proofErr w:type="spellStart"/>
       <w:r>
-        <w:t>narozdíl</w:t>
+        <w:t xml:space="preserve">na rozdíl</w:t>
       </w:r>
       <w:proofErr w:type="spellEnd"/>
       <w:r>
@@ -3125,7 +3125,7 @@
         <w:rPr>
           <w:i/>
         </w:rPr>
-        <w:t xml:space="preserve"> Používané datové prvky jsou representovány a definovány pomocí stanoveného protokolu s hodnotami, které mohou nabývat. </w:t>
+        <w:t xml:space="preserve"> Používané datové prvky jsou reprezentovány a definovány pomocí stanoveného protokolu s hodnotami, které mohou nabývat. </w:t>
       </w:r>
     </w:p>
     <w:sectPr>

--- a/extrakty/doc/TC278WG4/extract_18234-11_(2013).docx
+++ b/extrakty/doc/TC278WG4/extract_18234-11_(2013).docx
@@ -177,10 +177,10 @@
         <w:tab/>
       </w:r>
       <w:r>
-        <w:t>48</w:t>
-      </w:r>
-      <w:r>
-        <w:t xml:space="preserve"> stran</w:t>
+        <w:t xml:space="preserve">Vydána 2013, 48 stran</w:t>
+      </w:r>
+      <w:r>
+        <w:t xml:space="preserve"/>
       </w:r>
     </w:p>
     <w:p>
@@ -595,6 +595,14 @@
     </w:p>
     <w:p>
       <w:pPr>
+        <w:pStyle w:val="Textnormy"/>
+      </w:pPr>
+      <w:r>
+        <w:t xml:space="preserve">Poznámka: Extrakt uvádí vybrané kapitoly popisovaného dokumentu a přejímá původní číslování kapitol.</w:t>
+      </w:r>
+    </w:p>
+    <w:p>
+      <w:pPr>
         <w:jc w:val="both"/>
       </w:pPr>
     </w:p>
@@ -850,7 +858,7 @@
           <w:sz w:val="22"/>
           <w:szCs w:val="22"/>
         </w:rPr>
-        <w:t xml:space="preserve">1 </w:t>
+        <w:t xml:space="preserve">1 Předmět normy</w:t>
       </w:r>
       <w:r>
         <w:rPr>
@@ -866,7 +874,7 @@
           <w:sz w:val="22"/>
           <w:szCs w:val="22"/>
         </w:rPr>
-        <w:t xml:space="preserve">Předmět </w:t>
+        <w:t xml:space="preserve"/>
       </w:r>
       <w:r>
         <w:rPr>
@@ -874,7 +882,7 @@
           <w:sz w:val="22"/>
           <w:szCs w:val="22"/>
         </w:rPr>
-        <w:t>technické specifikace</w:t>
+        <w:t/>
       </w:r>
     </w:p>
     <w:p>
@@ -926,7 +934,7 @@
           <w:sz w:val="22"/>
           <w:szCs w:val="22"/>
         </w:rPr>
-        <w:t>2</w:t>
+        <w:t xml:space="preserve">2 Souvisící normy</w:t>
       </w:r>
       <w:r>
         <w:rPr>
@@ -942,7 +950,7 @@
           <w:sz w:val="22"/>
           <w:szCs w:val="22"/>
         </w:rPr>
-        <w:t>Souvisící normy</w:t>
+        <w:t/>
       </w:r>
     </w:p>
     <w:p>
@@ -1219,7 +1227,7 @@
           <w:sz w:val="22"/>
           <w:szCs w:val="22"/>
         </w:rPr>
-        <w:t>3</w:t>
+        <w:t xml:space="preserve">3 Termíny a definice</w:t>
       </w:r>
       <w:r>
         <w:rPr>
@@ -1235,7 +1243,7 @@
           <w:sz w:val="22"/>
           <w:szCs w:val="22"/>
         </w:rPr>
-        <w:t>Termíny a definice</w:t>
+        <w:t/>
       </w:r>
     </w:p>
     <w:p>
@@ -1576,6 +1584,14 @@
     <w:p>
       <w:pPr>
         <w:pStyle w:val="Textnormy"/>
+      </w:pPr>
+      <w:r>
+        <w:t xml:space="preserve">Další termíny a zkratky z oboru ITS jsou obsaženy ve slovníku ITS terminology.</w:t>
+      </w:r>
+    </w:p>
+    <w:p>
+      <w:pPr>
+        <w:pStyle w:val="Textnormy"/>
         <w:spacing w:after="0"/>
         <w:rPr>
           <w:b/>
@@ -1598,7 +1614,7 @@
           <w:sz w:val="22"/>
           <w:szCs w:val="22"/>
         </w:rPr>
-        <w:t xml:space="preserve">4 </w:t>
+        <w:t xml:space="preserve">4 Symboly a zkratky</w:t>
       </w:r>
       <w:r>
         <w:rPr>
@@ -1607,7 +1623,7 @@
           <w:szCs w:val="22"/>
         </w:rPr>
         <w:tab/>
-        <w:t>Zkratk</w:t>
+        <w:t/>
       </w:r>
       <w:r>
         <w:rPr>
@@ -1615,7 +1631,7 @@
           <w:sz w:val="22"/>
           <w:szCs w:val="22"/>
         </w:rPr>
-        <w:t>y</w:t>
+        <w:t/>
       </w:r>
     </w:p>
     <w:p>
@@ -1862,6 +1878,14 @@
         </w:rPr>
         <w:tab/>
         <w:t>Vozidlový informační a komunikační systém</w:t>
+      </w:r>
+    </w:p>
+    <w:p>
+      <w:pPr>
+        <w:pStyle w:val="Textnormy"/>
+      </w:pPr>
+      <w:r>
+        <w:t xml:space="preserve">Další termíny a zkratky z oboru ITS jsou obsaženy ve slovníku ITS terminology (www.ITSterminology.org).</w:t>
       </w:r>
     </w:p>
     <w:p>

--- a/extrakty/doc/TC278WG4/extract_18234-11_(2013).docx
+++ b/extrakty/doc/TC278WG4/extract_18234-11_(2013).docx
@@ -21,7 +21,7 @@
           <w:sz w:val="40"/>
           <w:szCs w:val="40"/>
         </w:rPr>
-        <w:t>EXTRAKT z technické specifikace ISO</w:t>
+        <w:t xml:space="preserve">EXTRAKT z technické specifikace CEN</w:t>
       </w:r>
     </w:p>
     <w:p>
@@ -148,10 +148,10 @@
               <w:pStyle w:val="1StrCN"/>
             </w:pPr>
             <w:r>
-              <w:t>ISO/TS 18234</w:t>
+              <w:t xml:space="preserve">CEN ISO/TS 18234-11</w:t>
             </w:r>
             <w:r>
-              <w:t>-11</w:t>
+              <w:t/>
             </w:r>
             <w:r>
               <w:br/>
@@ -177,7 +177,7 @@
         <w:tab/>
       </w:r>
       <w:r>
-        <w:t xml:space="preserve">Vydána 2013, 48 stran</w:t>
+        <w:t xml:space="preserve">Vydána 2013, 59 stran</w:t>
       </w:r>
       <w:r>
         <w:t xml:space="preserve"/>
